--- a/API学习目录.docx
+++ b/API学习目录.docx
@@ -3393,19 +3393,7 @@
           <w:rPr>
             <w:rStyle w:val="a7"/>
           </w:rPr>
-          <w:t>Strea</w:t>
-        </w:r>
-        <w:r>
-          <w:rPr>
-            <w:rStyle w:val="a7"/>
-          </w:rPr>
-          <w:t>m</w:t>
-        </w:r>
-        <w:r>
-          <w:rPr>
-            <w:rStyle w:val="a7"/>
-          </w:rPr>
-          <w:t>s</w:t>
+          <w:t>Streams</w:t>
         </w:r>
       </w:hyperlink>
       <w:r>
@@ -3780,60 +3768,30 @@
       </w:hyperlink>
     </w:p>
     <w:p>
+      <w:pPr>
+        <w:ind w:left="480" w:firstLineChars="0" w:firstLine="0"/>
+      </w:pPr>
       <w:hyperlink r:id="rId19" w:history="1">
-        <w:r>
-          <w:rPr>
-            <w:rStyle w:val="a7"/>
-          </w:rPr>
-          <w:t>Web Workers API</w:t>
-        </w:r>
-      </w:hyperlink>
-      <w:r>
-        <w:rPr>
-          <w:rFonts w:hint="eastAsia"/>
-        </w:rPr>
-        <w:t>：多线程基础</w:t>
-      </w:r>
-    </w:p>
-    <w:p>
-      <w:pPr>
-        <w:ind w:left="480" w:firstLineChars="0" w:firstLine="0"/>
-      </w:pPr>
-      <w:hyperlink r:id="rId20" w:history="1">
-        <w:r>
-          <w:rPr>
-            <w:rStyle w:val="a7"/>
-          </w:rPr>
-          <w:t>Web Locks API</w:t>
-        </w:r>
-      </w:hyperlink>
-      <w:r>
-        <w:t>：</w:t>
-      </w:r>
-      <w:r>
-        <w:rPr>
-          <w:rFonts w:hint="eastAsia"/>
-        </w:rPr>
-        <w:t>多线程时用的锁</w:t>
-      </w:r>
-      <w:r>
-        <w:rPr>
-          <w:rFonts w:hint="eastAsia"/>
-        </w:rPr>
-        <w:t>API</w:t>
-      </w:r>
-    </w:p>
-    <w:p>
-      <w:pPr>
-        <w:ind w:left="480" w:firstLineChars="0" w:firstLine="0"/>
-      </w:pPr>
-      <w:hyperlink r:id="rId21" w:history="1">
         <w:r>
           <w:rPr>
             <w:color w:val="0000FF"/>
             <w:u w:val="single"/>
           </w:rPr>
-          <w:t>Broadcast Channel API</w:t>
+          <w:t>Broadcast Cha</w:t>
+        </w:r>
+        <w:r>
+          <w:rPr>
+            <w:color w:val="0000FF"/>
+            <w:u w:val="single"/>
+          </w:rPr>
+          <w:t>n</w:t>
+        </w:r>
+        <w:r>
+          <w:rPr>
+            <w:color w:val="0000FF"/>
+            <w:u w:val="single"/>
+          </w:rPr>
+          <w:t>nel API</w:t>
         </w:r>
       </w:hyperlink>
       <w:r>
@@ -3862,6 +3820,86 @@
       </w:r>
     </w:p>
     <w:p>
+      <w:hyperlink r:id="rId20" w:history="1">
+        <w:r>
+          <w:rPr>
+            <w:rStyle w:val="a7"/>
+          </w:rPr>
+          <w:t>Channel</w:t>
+        </w:r>
+        <w:r>
+          <w:rPr>
+            <w:rStyle w:val="a7"/>
+          </w:rPr>
+          <w:t xml:space="preserve"> </w:t>
+        </w:r>
+        <w:r>
+          <w:rPr>
+            <w:rStyle w:val="a7"/>
+          </w:rPr>
+          <w:t>Messaging API</w:t>
+        </w:r>
+      </w:hyperlink>
+      <w:r>
+        <w:rPr>
+          <w:rFonts w:hint="eastAsia"/>
+        </w:rPr>
+        <w:t>：提供一个</w:t>
+      </w:r>
+      <w:r>
+        <w:rPr>
+          <w:rFonts w:hint="eastAsia"/>
+        </w:rPr>
+        <w:t>document</w:t>
+      </w:r>
+      <w:r>
+        <w:rPr>
+          <w:rFonts w:hint="eastAsia"/>
+        </w:rPr>
+        <w:t>下的对话</w:t>
+      </w:r>
+    </w:p>
+    <w:p>
+      <w:hyperlink r:id="rId21" w:history="1">
+        <w:r>
+          <w:rPr>
+            <w:rStyle w:val="a7"/>
+          </w:rPr>
+          <w:t>Web Work</w:t>
+        </w:r>
+        <w:r>
+          <w:rPr>
+            <w:rStyle w:val="a7"/>
+          </w:rPr>
+          <w:t>e</w:t>
+        </w:r>
+        <w:r>
+          <w:rPr>
+            <w:rStyle w:val="a7"/>
+          </w:rPr>
+          <w:t xml:space="preserve">rs </w:t>
+        </w:r>
+        <w:r>
+          <w:rPr>
+            <w:rStyle w:val="a7"/>
+          </w:rPr>
+          <w:t>A</w:t>
+        </w:r>
+        <w:r>
+          <w:rPr>
+            <w:rStyle w:val="a7"/>
+          </w:rPr>
+          <w:t>PI</w:t>
+        </w:r>
+      </w:hyperlink>
+      <w:r>
+        <w:rPr>
+          <w:rFonts w:hint="eastAsia"/>
+        </w:rPr>
+        <w:t>：多线程基础</w:t>
+      </w:r>
+    </w:p>
+    <w:p>
       <w:pPr>
         <w:ind w:left="480" w:firstLineChars="0" w:firstLine="0"/>
       </w:pPr>
@@ -3870,26 +3908,23 @@
           <w:rPr>
             <w:rStyle w:val="a7"/>
           </w:rPr>
-          <w:t>Channel Messaging API</w:t>
-        </w:r>
-      </w:hyperlink>
-      <w:r>
-        <w:rPr>
-          <w:rFonts w:hint="eastAsia"/>
-        </w:rPr>
-        <w:t>：提供一个</w:t>
-      </w:r>
-      <w:r>
-        <w:rPr>
-          <w:rFonts w:hint="eastAsia"/>
-        </w:rPr>
-        <w:t>document</w:t>
-      </w:r>
-      <w:r>
-        <w:rPr>
-          <w:rFonts w:hint="eastAsia"/>
-        </w:rPr>
-        <w:t>下的对话</w:t>
+          <w:t>Web Locks API</w:t>
+        </w:r>
+      </w:hyperlink>
+      <w:r>
+        <w:t>：</w:t>
+      </w:r>
+      <w:r>
+        <w:rPr>
+          <w:rFonts w:hint="eastAsia"/>
+        </w:rPr>
+        <w:t>多线程时用的锁</w:t>
+      </w:r>
+      <w:r>
+        <w:rPr>
+          <w:rFonts w:hint="eastAsia"/>
+        </w:rPr>
+        <w:t>API</w:t>
       </w:r>
     </w:p>
     <w:p>
@@ -3981,7 +4016,19 @@
           <w:rPr>
             <w:rStyle w:val="a7"/>
           </w:rPr>
-          <w:t>URL Pattern API</w:t>
+          <w:t>URL Patte</w:t>
+        </w:r>
+        <w:r>
+          <w:rPr>
+            <w:rStyle w:val="a7"/>
+          </w:rPr>
+          <w:t>r</w:t>
+        </w:r>
+        <w:r>
+          <w:rPr>
+            <w:rStyle w:val="a7"/>
+          </w:rPr>
+          <w:t>n API</w:t>
         </w:r>
       </w:hyperlink>
       <w:r>
@@ -5189,15 +5236,15 @@
       <w:pPr>
         <w:pStyle w:val="21"/>
       </w:pPr>
-      <w:bookmarkStart w:id="17" w:name="_Hlk164597185"/>
-      <w:bookmarkStart w:id="18" w:name="_Toc168396712"/>
+      <w:bookmarkStart w:id="17" w:name="_Toc168396712"/>
+      <w:bookmarkStart w:id="18" w:name="_Hlk164597185"/>
       <w:r>
         <w:rPr>
           <w:rFonts w:hint="eastAsia"/>
         </w:rPr>
         <w:t>外围设备</w:t>
       </w:r>
-      <w:bookmarkEnd w:id="18"/>
+      <w:bookmarkEnd w:id="17"/>
     </w:p>
     <w:p>
       <w:r>
@@ -6248,7 +6295,7 @@
         </w:rPr>
         <w:t>不必跳转到付款页面，直接向用户发送支付请求</w:t>
       </w:r>
-      <w:bookmarkEnd w:id="17"/>
+      <w:bookmarkEnd w:id="18"/>
     </w:p>
     <w:p>
       <w:pPr>
